--- a/artifacts/softserve-cv/Maciej_Tkacz_CV_SoftServe_EN_Visual.docx
+++ b/artifacts/softserve-cv/Maciej_Tkacz_CV_SoftServe_EN_Visual.docx
@@ -76,7 +76,7 @@
           </w:p>
           <w:p>
             <w:r>
-              <w:t>Mechanical Engineering student at Cracow University of Technology and certified Software Technician combining CAD/mechanical design with Python/C++ programming, robotic simulation and hands-on prototyping. Commercial experience creating robotics simulations and digital twins in Visual Components for automotive production environments. Built an end-to-end SCARA robotic arm prototype covering CAD, FDM printing, actuator/driver selection, electronics, control software and hardware-software integration. Interested in automation, mobile/industrial robotics, drones and simulation-driven development.</w:t>
+              <w:t>Mechanical Engineering student at Cracow University of Technology and certified Software Technician combining CAD/mechanical design with Python/C++ programming, robotic simulation and hands-on prototyping. Currently a Robotics Engineer at ASTOR, programming Kawasaki and Epson robots, building digital twins of production lines and designing and building robot demonstration stations. Earlier commercial experience creating robotics simulations and digital twins in Visual Components for automotive production environments. Built an end-to-end SCARA robotic arm prototype covering CAD, FDM printing, actuator/driver selection, electronics, control software and hardware-software integration. Interested in automation, mobile/industrial robotics, drones and simulation-driven development.</w:t>
             </w:r>
           </w:p>
           <w:p>
@@ -151,6 +151,60 @@
                 <w:sz w:val="20"/>
               </w:rPr>
               <w:t>PROFESSIONAL EXPERIENCE</w:t>
+            </w:r>
+          </w:p>
+          <w:p>
+            <w:pPr>
+              <w:spacing w:before="60"/>
+            </w:pPr>
+            <w:r>
+              <w:rPr>
+                <w:b/>
+              </w:rPr>
+              <w:t>Robotics Engineer</w:t>
+            </w:r>
+            <w:r>
+              <w:t xml:space="preserve"> | ASTOR, Krakow | Jul 2026 - present</w:t>
+            </w:r>
+          </w:p>
+          <w:p>
+            <w:pPr>
+              <w:pStyle w:val="ListBullet"/>
+              <w:spacing w:after="20"/>
+              <w:ind w:left="198"/>
+            </w:pPr>
+            <w:r>
+              <w:t>Program Kawasaki and Epson industrial robots, from motion programs and teach pendant work to complete application cycles.</w:t>
+            </w:r>
+          </w:p>
+          <w:p>
+            <w:pPr>
+              <w:pStyle w:val="ListBullet"/>
+              <w:spacing w:after="20"/>
+              <w:ind w:left="198"/>
+            </w:pPr>
+            <w:r>
+              <w:t>Build digital twins of production lines and robot simulations, validating reach, motion sequences and process behaviour before physical implementation.</w:t>
+            </w:r>
+          </w:p>
+          <w:p>
+            <w:pPr>
+              <w:pStyle w:val="ListBullet"/>
+              <w:spacing w:after="20"/>
+              <w:ind w:left="198"/>
+            </w:pPr>
+            <w:r>
+              <w:t>Design, prepare and build demonstration stations presenting Kawasaki and Epson robots across different applications - mechanical assembly, hardware-software integration, programming and commissioning.</w:t>
+            </w:r>
+          </w:p>
+          <w:p>
+            <w:pPr>
+              <w:pStyle w:val="ListBullet"/>
+              <w:spacing w:after="20"/>
+              <w:ind w:left="198"/>
+            </w:pPr>
+            <w:r>
+              <w:t>Test and troubleshoot robot cells end to end, working across mechanics, electrics and robot software.</w:t>
             </w:r>
           </w:p>
           <w:p>
